--- a/docs/research/proposal_microgravity_EN.docx
+++ b/docs/research/proposal_microgravity_EN.docx
@@ -184,7 +184,16 @@
           <w:szCs w:val="24"/>
           <w:lang w:val="en-US"/>
         </w:rPr>
-        <w:t>April 2026</w:t>
+        <w:t>March</w:t>
+      </w:r>
+      <w:r>
+        <w:rPr>
+          <w:color w:val="666666"/>
+          <w:sz w:val="24"/>
+          <w:szCs w:val="24"/>
+          <w:lang w:val="en-US"/>
+        </w:rPr>
+        <w:t xml:space="preserve"> 2026</w:t>
       </w:r>
     </w:p>
     <w:p>
@@ -1875,21 +1884,7 @@
         <w:rPr>
           <w:lang w:val="en-US"/>
         </w:rPr>
-        <w:t xml:space="preserve">invariant than a model trained in a single </w:t>
-      </w:r>
-      <w:proofErr w:type="gramStart"/>
-      <w:r>
-        <w:rPr>
-          <w:lang w:val="en-US"/>
-        </w:rPr>
-        <w:t>orientation, and</w:t>
-      </w:r>
-      <w:proofErr w:type="gramEnd"/>
-      <w:r>
-        <w:rPr>
-          <w:lang w:val="en-US"/>
-        </w:rPr>
-        <w:t xml:space="preserve"> will therefore be more robust in microgravity.</w:t>
+        <w:t>invariant than a model trained in a single orientation, and will therefore be more robust in microgravity.</w:t>
       </w:r>
     </w:p>
     <w:p>
@@ -2029,50 +2024,8 @@
         </w:numPr>
         <w:spacing w:after="80"/>
       </w:pPr>
-      <w:proofErr w:type="spellStart"/>
-      <w:proofErr w:type="gramStart"/>
-      <w:r>
-        <w:t>Hypothesis</w:t>
-      </w:r>
-      <w:proofErr w:type="spellEnd"/>
-      <w:r>
-        <w:t>:</w:t>
-      </w:r>
-      <w:proofErr w:type="gramEnd"/>
-      <w:r>
-        <w:t xml:space="preserve"> Gravity </w:t>
-      </w:r>
-      <w:proofErr w:type="spellStart"/>
-      <w:r>
-        <w:t>vector</w:t>
-      </w:r>
-      <w:proofErr w:type="spellEnd"/>
-      <w:r>
-        <w:t xml:space="preserve"> </w:t>
-      </w:r>
-      <w:proofErr w:type="spellStart"/>
-      <w:r>
-        <w:t>remains</w:t>
-      </w:r>
-      <w:proofErr w:type="spellEnd"/>
-      <w:r>
-        <w:t xml:space="preserve"> constant → model </w:t>
-      </w:r>
-      <w:proofErr w:type="spellStart"/>
-      <w:r>
-        <w:t>implicitly</w:t>
-      </w:r>
-      <w:proofErr w:type="spellEnd"/>
-      <w:r>
-        <w:t xml:space="preserve"> encodes </w:t>
-      </w:r>
-      <w:proofErr w:type="spellStart"/>
-      <w:r>
-        <w:t>gravitational</w:t>
-      </w:r>
-      <w:proofErr w:type="spellEnd"/>
-      <w:r>
-        <w:t xml:space="preserve"> signature</w:t>
+      <w:r>
+        <w:t>Hypothesis: Gravity vector remains constant → model implicitly encodes gravitational signature</w:t>
       </w:r>
     </w:p>
     <w:p>
@@ -2084,21 +2037,8 @@
         </w:numPr>
         <w:spacing w:after="80"/>
       </w:pPr>
-      <w:proofErr w:type="gramStart"/>
-      <w:r>
-        <w:t>Size:</w:t>
-      </w:r>
-      <w:proofErr w:type="gramEnd"/>
-      <w:r>
-        <w:t xml:space="preserve"> &lt; 50 KB (INT8, </w:t>
-      </w:r>
-      <w:proofErr w:type="spellStart"/>
-      <w:r>
-        <w:t>CyanMycelium</w:t>
-      </w:r>
-      <w:proofErr w:type="spellEnd"/>
-      <w:r>
-        <w:t>)</w:t>
+      <w:r>
+        <w:t>Size: &lt; 50 KB (INT8, CyanMycelium)</w:t>
       </w:r>
     </w:p>
     <w:p>
@@ -2113,29 +2053,13 @@
         <w:t>-</w:t>
       </w:r>
       <w:r>
-        <w:t xml:space="preserve"> “</w:t>
-      </w:r>
-      <w:proofErr w:type="spellStart"/>
-      <w:r>
-        <w:t>Multi</w:t>
+        <w:t xml:space="preserve"> “Multi</w:t>
       </w:r>
       <w:r>
         <w:t>-</w:t>
       </w:r>
       <w:r>
-        <w:t>Axial</w:t>
-      </w:r>
-      <w:proofErr w:type="spellEnd"/>
-      <w:r>
-        <w:t>” (</w:t>
-      </w:r>
-      <w:proofErr w:type="spellStart"/>
-      <w:r>
-        <w:t>Robust</w:t>
-      </w:r>
-      <w:proofErr w:type="spellEnd"/>
-      <w:r>
-        <w:t xml:space="preserve"> Candidate)</w:t>
+        <w:t>Axial” (Robust Candidate)</w:t>
       </w:r>
       <w:bookmarkEnd w:id="4"/>
     </w:p>
@@ -2149,15 +2073,7 @@
         <w:spacing w:after="80"/>
       </w:pPr>
       <w:r>
-        <w:t xml:space="preserve">Training </w:t>
-      </w:r>
-      <w:proofErr w:type="gramStart"/>
-      <w:r>
-        <w:t>orientations:</w:t>
-      </w:r>
-      <w:proofErr w:type="gramEnd"/>
-      <w:r>
-        <w:t xml:space="preserve"> 6 orientations (0°, +90°, −90°, ±45°, 180°)</w:t>
+        <w:t>Training orientations: 6 orientations (0°, +90°, −90°, ±45°, 180°)</w:t>
       </w:r>
     </w:p>
     <w:p>
@@ -2169,13 +2085,8 @@
         </w:numPr>
         <w:spacing w:after="80"/>
       </w:pPr>
-      <w:proofErr w:type="gramStart"/>
-      <w:r>
-        <w:t>Data:</w:t>
-      </w:r>
-      <w:proofErr w:type="gramEnd"/>
-      <w:r>
-        <w:t xml:space="preserve"> ~100 acquisitions × 6 orientations per configuration</w:t>
+      <w:r>
+        <w:t>Data: ~100 acquisitions × 6 orientations per configuration</w:t>
       </w:r>
     </w:p>
     <w:p>
@@ -2230,21 +2141,8 @@
         </w:numPr>
         <w:spacing w:after="80"/>
       </w:pPr>
-      <w:proofErr w:type="gramStart"/>
-      <w:r>
-        <w:t>Size:</w:t>
-      </w:r>
-      <w:proofErr w:type="gramEnd"/>
-      <w:r>
-        <w:t xml:space="preserve"> &lt; 50 KB (INT8, </w:t>
-      </w:r>
-      <w:proofErr w:type="spellStart"/>
-      <w:r>
-        <w:t>CyanMycelium</w:t>
-      </w:r>
-      <w:proofErr w:type="spellEnd"/>
-      <w:r>
-        <w:t>)</w:t>
+      <w:r>
+        <w:t>Size: &lt; 50 KB (INT8, CyanMycelium)</w:t>
       </w:r>
     </w:p>
     <w:p>
@@ -2373,23 +2271,7 @@
         <w:t>-</w:t>
       </w:r>
       <w:r>
-        <w:t xml:space="preserve"> </w:t>
-      </w:r>
-      <w:proofErr w:type="spellStart"/>
-      <w:r>
-        <w:t>Healthy</w:t>
-      </w:r>
-      <w:proofErr w:type="spellEnd"/>
-      <w:r>
-        <w:t xml:space="preserve"> (</w:t>
-      </w:r>
-      <w:proofErr w:type="spellStart"/>
-      <w:r>
-        <w:t>reference</w:t>
-      </w:r>
-      <w:proofErr w:type="spellEnd"/>
-      <w:r>
-        <w:t>)</w:t>
+        <w:t xml:space="preserve"> Healthy (reference)</w:t>
       </w:r>
     </w:p>
     <w:p>
@@ -2546,14 +2428,9 @@
       </w:pPr>
       <w:bookmarkStart w:id="7" w:name="_Toc226021358"/>
       <w:r>
-        <w:t xml:space="preserve">3.2 </w:t>
-      </w:r>
-      <w:proofErr w:type="spellStart"/>
-      <w:r>
-        <w:t>Sensors</w:t>
+        <w:t>3.2 Sensors</w:t>
       </w:r>
       <w:bookmarkEnd w:id="7"/>
-      <w:proofErr w:type="spellEnd"/>
     </w:p>
     <w:tbl>
       <w:tblPr>
@@ -2578,12 +2455,6 @@
         <w:gridCol w:w="3120"/>
       </w:tblGrid>
       <w:tr>
-        <w:tblPrEx>
-          <w:tblCellMar>
-            <w:top w:w="0" w:type="dxa"/>
-            <w:bottom w:w="0" w:type="dxa"/>
-          </w:tblCellMar>
-        </w:tblPrEx>
         <w:tc>
           <w:tcPr>
             <w:tcW w:w="3120" w:type="dxa"/>
@@ -2688,12 +2559,6 @@
         </w:tc>
       </w:tr>
       <w:tr>
-        <w:tblPrEx>
-          <w:tblCellMar>
-            <w:top w:w="0" w:type="dxa"/>
-            <w:bottom w:w="0" w:type="dxa"/>
-          </w:tblCellMar>
-        </w:tblPrEx>
         <w:tc>
           <w:tcPr>
             <w:tcW w:w="3120" w:type="dxa"/>
@@ -2788,12 +2653,6 @@
         </w:tc>
       </w:tr>
       <w:tr>
-        <w:tblPrEx>
-          <w:tblCellMar>
-            <w:top w:w="0" w:type="dxa"/>
-            <w:bottom w:w="0" w:type="dxa"/>
-          </w:tblCellMar>
-        </w:tblPrEx>
         <w:tc>
           <w:tcPr>
             <w:tcW w:w="3120" w:type="dxa"/>
@@ -2812,31 +2671,13 @@
             </w:tcMar>
           </w:tcPr>
           <w:p>
-            <w:proofErr w:type="spellStart"/>
-            <w:r>
-              <w:rPr>
-                <w:sz w:val="20"/>
-                <w:szCs w:val="20"/>
-              </w:rPr>
-              <w:t>Motor</w:t>
-            </w:r>
-            <w:proofErr w:type="spellEnd"/>
-            <w:r>
-              <w:rPr>
-                <w:sz w:val="20"/>
-                <w:szCs w:val="20"/>
-              </w:rPr>
-              <w:t xml:space="preserve"> </w:t>
-            </w:r>
-            <w:proofErr w:type="spellStart"/>
-            <w:r>
-              <w:rPr>
-                <w:sz w:val="20"/>
-                <w:szCs w:val="20"/>
-              </w:rPr>
-              <w:t>current</w:t>
-            </w:r>
-            <w:proofErr w:type="spellEnd"/>
+            <w:r>
+              <w:rPr>
+                <w:sz w:val="20"/>
+                <w:szCs w:val="20"/>
+              </w:rPr>
+              <w:t>Motor current</w:t>
+            </w:r>
           </w:p>
         </w:tc>
         <w:tc>
@@ -2909,12 +2750,6 @@
         </w:tc>
       </w:tr>
       <w:tr>
-        <w:tblPrEx>
-          <w:tblCellMar>
-            <w:top w:w="0" w:type="dxa"/>
-            <w:bottom w:w="0" w:type="dxa"/>
-          </w:tblCellMar>
-        </w:tblPrEx>
         <w:tc>
           <w:tcPr>
             <w:tcW w:w="3120" w:type="dxa"/>
@@ -2932,21 +2767,12 @@
             </w:tcMar>
           </w:tcPr>
           <w:p>
-            <w:proofErr w:type="spellStart"/>
-            <w:r>
-              <w:rPr>
-                <w:sz w:val="20"/>
-                <w:szCs w:val="20"/>
-              </w:rPr>
-              <w:t>Motor</w:t>
-            </w:r>
-            <w:proofErr w:type="spellEnd"/>
-            <w:r>
-              <w:rPr>
-                <w:sz w:val="20"/>
-                <w:szCs w:val="20"/>
-              </w:rPr>
-              <w:t xml:space="preserve"> voltage</w:t>
+            <w:r>
+              <w:rPr>
+                <w:sz w:val="20"/>
+                <w:szCs w:val="20"/>
+              </w:rPr>
+              <w:t>Motor voltage</w:t>
             </w:r>
           </w:p>
         </w:tc>
@@ -2967,21 +2793,12 @@
             </w:tcMar>
           </w:tcPr>
           <w:p>
-            <w:proofErr w:type="spellStart"/>
-            <w:r>
-              <w:rPr>
-                <w:sz w:val="20"/>
-                <w:szCs w:val="20"/>
-              </w:rPr>
-              <w:t>Divider</w:t>
-            </w:r>
-            <w:proofErr w:type="spellEnd"/>
-            <w:r>
-              <w:rPr>
-                <w:sz w:val="20"/>
-                <w:szCs w:val="20"/>
-              </w:rPr>
-              <w:t xml:space="preserve"> + ADC</w:t>
+            <w:r>
+              <w:rPr>
+                <w:sz w:val="20"/>
+                <w:szCs w:val="20"/>
+              </w:rPr>
+              <w:t>Divider + ADC</w:t>
             </w:r>
           </w:p>
         </w:tc>
@@ -3013,12 +2830,6 @@
         </w:tc>
       </w:tr>
       <w:tr>
-        <w:tblPrEx>
-          <w:tblCellMar>
-            <w:top w:w="0" w:type="dxa"/>
-            <w:bottom w:w="0" w:type="dxa"/>
-          </w:tblCellMar>
-        </w:tblPrEx>
         <w:tc>
           <w:tcPr>
             <w:tcW w:w="3120" w:type="dxa"/>
@@ -3037,7 +2848,6 @@
             </w:tcMar>
           </w:tcPr>
           <w:p>
-            <w:proofErr w:type="spellStart"/>
             <w:r>
               <w:rPr>
                 <w:sz w:val="20"/>
@@ -3045,7 +2855,6 @@
               </w:rPr>
               <w:t>Temperature</w:t>
             </w:r>
-            <w:proofErr w:type="spellEnd"/>
           </w:p>
         </w:tc>
         <w:tc>
@@ -3104,12 +2913,6 @@
         </w:tc>
       </w:tr>
       <w:tr>
-        <w:tblPrEx>
-          <w:tblCellMar>
-            <w:top w:w="0" w:type="dxa"/>
-            <w:bottom w:w="0" w:type="dxa"/>
-          </w:tblCellMar>
-        </w:tblPrEx>
         <w:tc>
           <w:tcPr>
             <w:tcW w:w="3120" w:type="dxa"/>
@@ -3153,37 +2956,12 @@
             </w:tcMar>
           </w:tcPr>
           <w:p>
-            <w:proofErr w:type="spellStart"/>
-            <w:r>
-              <w:rPr>
-                <w:sz w:val="20"/>
-                <w:szCs w:val="20"/>
-              </w:rPr>
-              <w:t>Reflective</w:t>
-            </w:r>
-            <w:proofErr w:type="spellEnd"/>
-            <w:r>
-              <w:rPr>
-                <w:sz w:val="20"/>
-                <w:szCs w:val="20"/>
-              </w:rPr>
-              <w:t xml:space="preserve"> </w:t>
-            </w:r>
-            <w:proofErr w:type="spellStart"/>
-            <w:r>
-              <w:rPr>
-                <w:sz w:val="20"/>
-                <w:szCs w:val="20"/>
-              </w:rPr>
-              <w:t>optical</w:t>
-            </w:r>
-            <w:proofErr w:type="spellEnd"/>
-            <w:r>
-              <w:rPr>
-                <w:sz w:val="20"/>
-                <w:szCs w:val="20"/>
-              </w:rPr>
-              <w:t xml:space="preserve"> encoder</w:t>
+            <w:r>
+              <w:rPr>
+                <w:sz w:val="20"/>
+                <w:szCs w:val="20"/>
+              </w:rPr>
+              <w:t>Reflective optical encoder</w:t>
             </w:r>
           </w:p>
         </w:tc>
@@ -3204,7 +2982,6 @@
             </w:tcMar>
           </w:tcPr>
           <w:p>
-            <w:proofErr w:type="spellStart"/>
             <w:r>
               <w:rPr>
                 <w:sz w:val="20"/>
@@ -3212,7 +2989,6 @@
               </w:rPr>
               <w:t>Continuous</w:t>
             </w:r>
-            <w:proofErr w:type="spellEnd"/>
           </w:p>
         </w:tc>
       </w:tr>
@@ -3268,31 +3044,7 @@
         <w:t xml:space="preserve">: each motor in all 6 orientations. </w:t>
       </w:r>
       <w:r>
-        <w:t xml:space="preserve">3 </w:t>
-      </w:r>
-      <w:proofErr w:type="spellStart"/>
-      <w:r>
-        <w:t>loads</w:t>
-      </w:r>
-      <w:proofErr w:type="spellEnd"/>
-      <w:r>
-        <w:t xml:space="preserve"> × 3 speeds × 6 orientations × 100 </w:t>
-      </w:r>
-      <w:proofErr w:type="spellStart"/>
-      <w:r>
-        <w:t>repetitions</w:t>
-      </w:r>
-      <w:proofErr w:type="spellEnd"/>
-      <w:r>
-        <w:t xml:space="preserve"> = 5,400 acquisitions/</w:t>
-      </w:r>
-      <w:proofErr w:type="spellStart"/>
-      <w:r>
-        <w:t>motor</w:t>
-      </w:r>
-      <w:proofErr w:type="spellEnd"/>
-      <w:r>
-        <w:t>.</w:t>
+        <w:t>3 loads × 3 speeds × 6 orientations × 100 repetitions = 5,400 acquisitions/motor.</w:t>
       </w:r>
     </w:p>
     <w:p>
@@ -3301,15 +3053,7 @@
       </w:pPr>
       <w:bookmarkStart w:id="9" w:name="_Toc226021360"/>
       <w:r>
-        <w:t xml:space="preserve">3.4 </w:t>
-      </w:r>
-      <w:proofErr w:type="spellStart"/>
-      <w:r>
-        <w:t>Processing</w:t>
-      </w:r>
-      <w:proofErr w:type="spellEnd"/>
-      <w:r>
-        <w:t xml:space="preserve"> Pipeline (Common)</w:t>
+        <w:t>3.4 Processing Pipeline (Common)</w:t>
       </w:r>
       <w:bookmarkEnd w:id="9"/>
     </w:p>
@@ -3322,21 +3066,8 @@
         </w:numPr>
         <w:spacing w:after="80"/>
       </w:pPr>
-      <w:proofErr w:type="gramStart"/>
-      <w:r>
-        <w:t>DSP:</w:t>
-      </w:r>
-      <w:proofErr w:type="gramEnd"/>
-      <w:r>
-        <w:t xml:space="preserve"> FFT, spectral </w:t>
-      </w:r>
-      <w:proofErr w:type="spellStart"/>
-      <w:r>
-        <w:t>envelope</w:t>
-      </w:r>
-      <w:proofErr w:type="spellEnd"/>
-      <w:r>
-        <w:t>, STFT</w:t>
+      <w:r>
+        <w:t>DSP: FFT, spectral envelope, STFT</w:t>
       </w:r>
     </w:p>
     <w:p>
@@ -3374,16 +3105,8 @@
         <w:rPr>
           <w:lang w:val="en-US"/>
         </w:rPr>
-        <w:t xml:space="preserve">Model: identical network architecture, quantized INT8 via </w:t>
-      </w:r>
-      <w:proofErr w:type="spellStart"/>
-      <w:r>
-        <w:rPr>
-          <w:lang w:val="en-US"/>
-        </w:rPr>
-        <w:t>CyanMycelium</w:t>
-      </w:r>
-      <w:proofErr w:type="spellEnd"/>
+        <w:t>Model: identical network architecture, quantized INT8 via CyanMycelium</w:t>
+      </w:r>
     </w:p>
     <w:p>
       <w:pPr>
@@ -3394,21 +3117,8 @@
         </w:numPr>
         <w:spacing w:after="80"/>
       </w:pPr>
-      <w:proofErr w:type="gramStart"/>
-      <w:r>
-        <w:t>Output:</w:t>
-      </w:r>
-      <w:proofErr w:type="gramEnd"/>
-      <w:r>
-        <w:t xml:space="preserve"> </w:t>
-      </w:r>
-      <w:proofErr w:type="spellStart"/>
-      <w:r>
-        <w:t>fault</w:t>
-      </w:r>
-      <w:proofErr w:type="spellEnd"/>
-      <w:r>
-        <w:t xml:space="preserve"> class + confidence score</w:t>
+      <w:r>
+        <w:t>Output: fault class + confidence score</w:t>
       </w:r>
     </w:p>
     <w:p>
@@ -3430,20 +3140,11 @@
           <w:b/>
           <w:bCs/>
         </w:rPr>
-        <w:t xml:space="preserve">Model </w:t>
-      </w:r>
-      <w:proofErr w:type="gramStart"/>
-      <w:r>
-        <w:rPr>
-          <w:b/>
-          <w:bCs/>
-        </w:rPr>
-        <w:t>A</w:t>
+        <w:t>Model A</w:t>
       </w:r>
       <w:r>
         <w:t>:</w:t>
       </w:r>
-      <w:proofErr w:type="gramEnd"/>
     </w:p>
     <w:p>
       <w:pPr>
@@ -3522,15 +3223,7 @@
         <w:spacing w:after="80"/>
       </w:pPr>
       <w:r>
-        <w:t xml:space="preserve">Test on 5 </w:t>
-      </w:r>
-      <w:proofErr w:type="spellStart"/>
-      <w:r>
-        <w:t>unseen</w:t>
-      </w:r>
-      <w:proofErr w:type="spellEnd"/>
-      <w:r>
-        <w:t xml:space="preserve"> orientations</w:t>
+        <w:t>Test on 5 unseen orientations</w:t>
       </w:r>
     </w:p>
     <w:p>
@@ -3543,28 +3236,7 @@
         <w:spacing w:after="80"/>
       </w:pPr>
       <w:r>
-        <w:t xml:space="preserve">Target </w:t>
-      </w:r>
-      <w:proofErr w:type="spellStart"/>
-      <w:proofErr w:type="gramStart"/>
-      <w:r>
-        <w:t>metric</w:t>
-      </w:r>
-      <w:proofErr w:type="spellEnd"/>
-      <w:r>
-        <w:t>:</w:t>
-      </w:r>
-      <w:proofErr w:type="gramEnd"/>
-      <w:r>
-        <w:t xml:space="preserve"> </w:t>
-      </w:r>
-      <w:proofErr w:type="spellStart"/>
-      <w:r>
-        <w:t>Accuracy</w:t>
-      </w:r>
-      <w:proofErr w:type="spellEnd"/>
-      <w:r>
-        <w:t xml:space="preserve"> &gt; 95% on horizontal</w:t>
+        <w:t>Target metric: Accuracy &gt; 95% on horizontal</w:t>
       </w:r>
     </w:p>
     <w:p>
@@ -3576,20 +3248,11 @@
           <w:b/>
           <w:bCs/>
         </w:rPr>
-        <w:t xml:space="preserve">Model </w:t>
-      </w:r>
-      <w:proofErr w:type="gramStart"/>
-      <w:r>
-        <w:rPr>
-          <w:b/>
-          <w:bCs/>
-        </w:rPr>
-        <w:t>B</w:t>
+        <w:t>Model B</w:t>
       </w:r>
       <w:r>
         <w:t>:</w:t>
       </w:r>
-      <w:proofErr w:type="gramEnd"/>
     </w:p>
     <w:p>
       <w:pPr>
@@ -3781,12 +3444,6 @@
         <w:gridCol w:w="3120"/>
       </w:tblGrid>
       <w:tr>
-        <w:tblPrEx>
-          <w:tblCellMar>
-            <w:top w:w="0" w:type="dxa"/>
-            <w:bottom w:w="0" w:type="dxa"/>
-          </w:tblCellMar>
-        </w:tblPrEx>
         <w:tc>
           <w:tcPr>
             <w:tcW w:w="4680" w:type="dxa"/>
@@ -3809,7 +3466,6 @@
             <w:pPr>
               <w:jc w:val="center"/>
             </w:pPr>
-            <w:proofErr w:type="spellStart"/>
             <w:r>
               <w:rPr>
                 <w:b/>
@@ -3820,7 +3476,6 @@
               </w:rPr>
               <w:t>Element</w:t>
             </w:r>
-            <w:proofErr w:type="spellEnd"/>
           </w:p>
         </w:tc>
         <w:tc>
@@ -3845,7 +3500,6 @@
             <w:pPr>
               <w:jc w:val="center"/>
             </w:pPr>
-            <w:proofErr w:type="spellStart"/>
             <w:r>
               <w:rPr>
                 <w:b/>
@@ -3856,7 +3510,6 @@
               </w:rPr>
               <w:t>Qty</w:t>
             </w:r>
-            <w:proofErr w:type="spellEnd"/>
           </w:p>
         </w:tc>
         <w:tc>
@@ -3895,12 +3548,6 @@
         </w:tc>
       </w:tr>
       <w:tr>
-        <w:tblPrEx>
-          <w:tblCellMar>
-            <w:top w:w="0" w:type="dxa"/>
-            <w:bottom w:w="0" w:type="dxa"/>
-          </w:tblCellMar>
-        </w:tblPrEx>
         <w:tc>
           <w:tcPr>
             <w:tcW w:w="4680" w:type="dxa"/>
@@ -3918,37 +3565,12 @@
             </w:tcMar>
           </w:tcPr>
           <w:p>
-            <w:proofErr w:type="spellStart"/>
-            <w:r>
-              <w:rPr>
-                <w:sz w:val="20"/>
-                <w:szCs w:val="20"/>
-              </w:rPr>
-              <w:t>Compute</w:t>
-            </w:r>
-            <w:proofErr w:type="spellEnd"/>
-            <w:r>
-              <w:rPr>
-                <w:sz w:val="20"/>
-                <w:szCs w:val="20"/>
-              </w:rPr>
-              <w:t xml:space="preserve"> </w:t>
-            </w:r>
-            <w:proofErr w:type="spellStart"/>
-            <w:r>
-              <w:rPr>
-                <w:sz w:val="20"/>
-                <w:szCs w:val="20"/>
-              </w:rPr>
-              <w:t>board</w:t>
-            </w:r>
-            <w:proofErr w:type="spellEnd"/>
-            <w:r>
-              <w:rPr>
-                <w:sz w:val="20"/>
-                <w:szCs w:val="20"/>
-              </w:rPr>
-              <w:t xml:space="preserve"> (STM32H7 / RP2040)</w:t>
+            <w:r>
+              <w:rPr>
+                <w:sz w:val="20"/>
+                <w:szCs w:val="20"/>
+              </w:rPr>
+              <w:t>Compute board (STM32H7 / RP2040)</w:t>
             </w:r>
           </w:p>
         </w:tc>
@@ -4000,27 +3622,12 @@
                 <w:sz w:val="20"/>
                 <w:szCs w:val="20"/>
               </w:rPr>
-              <w:t xml:space="preserve">Nominal + </w:t>
-            </w:r>
-            <w:proofErr w:type="spellStart"/>
-            <w:r>
-              <w:rPr>
-                <w:sz w:val="20"/>
-                <w:szCs w:val="20"/>
-              </w:rPr>
-              <w:t>spare</w:t>
-            </w:r>
-            <w:proofErr w:type="spellEnd"/>
+              <w:t>Nominal + spare</w:t>
+            </w:r>
           </w:p>
         </w:tc>
       </w:tr>
       <w:tr>
-        <w:tblPrEx>
-          <w:tblCellMar>
-            <w:top w:w="0" w:type="dxa"/>
-            <w:bottom w:w="0" w:type="dxa"/>
-          </w:tblCellMar>
-        </w:tblPrEx>
         <w:tc>
           <w:tcPr>
             <w:tcW w:w="4680" w:type="dxa"/>
@@ -4044,39 +3651,7 @@
                 <w:sz w:val="20"/>
                 <w:szCs w:val="20"/>
               </w:rPr>
-              <w:t xml:space="preserve">Acquisition </w:t>
-            </w:r>
-            <w:proofErr w:type="spellStart"/>
-            <w:r>
-              <w:rPr>
-                <w:sz w:val="20"/>
-                <w:szCs w:val="20"/>
-              </w:rPr>
-              <w:t>board</w:t>
-            </w:r>
-            <w:proofErr w:type="spellEnd"/>
-            <w:r>
-              <w:rPr>
-                <w:sz w:val="20"/>
-                <w:szCs w:val="20"/>
-              </w:rPr>
-              <w:t xml:space="preserve"> (ADC + </w:t>
-            </w:r>
-            <w:proofErr w:type="spellStart"/>
-            <w:r>
-              <w:rPr>
-                <w:sz w:val="20"/>
-                <w:szCs w:val="20"/>
-              </w:rPr>
-              <w:t>cond</w:t>
-            </w:r>
-            <w:proofErr w:type="spellEnd"/>
-            <w:r>
-              <w:rPr>
-                <w:sz w:val="20"/>
-                <w:szCs w:val="20"/>
-              </w:rPr>
-              <w:t>.)</w:t>
+              <w:t>Acquisition board (ADC + cond.)</w:t>
             </w:r>
           </w:p>
         </w:tc>
@@ -4130,27 +3705,12 @@
                 <w:sz w:val="20"/>
                 <w:szCs w:val="20"/>
               </w:rPr>
-              <w:t xml:space="preserve">ADC + signal </w:t>
-            </w:r>
-            <w:proofErr w:type="spellStart"/>
-            <w:r>
-              <w:rPr>
-                <w:sz w:val="20"/>
-                <w:szCs w:val="20"/>
-              </w:rPr>
-              <w:t>conditioning</w:t>
-            </w:r>
-            <w:proofErr w:type="spellEnd"/>
+              <w:t>ADC + signal conditioning</w:t>
+            </w:r>
           </w:p>
         </w:tc>
       </w:tr>
       <w:tr>
-        <w:tblPrEx>
-          <w:tblCellMar>
-            <w:top w:w="0" w:type="dxa"/>
-            <w:bottom w:w="0" w:type="dxa"/>
-          </w:tblCellMar>
-        </w:tblPrEx>
         <w:tc>
           <w:tcPr>
             <w:tcW w:w="4680" w:type="dxa"/>
@@ -4168,37 +3728,12 @@
             </w:tcMar>
           </w:tcPr>
           <w:p>
-            <w:proofErr w:type="spellStart"/>
-            <w:r>
-              <w:rPr>
-                <w:sz w:val="20"/>
-                <w:szCs w:val="20"/>
-              </w:rPr>
-              <w:t>Healthy</w:t>
-            </w:r>
-            <w:proofErr w:type="spellEnd"/>
-            <w:r>
-              <w:rPr>
-                <w:sz w:val="20"/>
-                <w:szCs w:val="20"/>
-              </w:rPr>
-              <w:t xml:space="preserve"> </w:t>
-            </w:r>
-            <w:proofErr w:type="spellStart"/>
-            <w:r>
-              <w:rPr>
-                <w:sz w:val="20"/>
-                <w:szCs w:val="20"/>
-              </w:rPr>
-              <w:t>motors</w:t>
-            </w:r>
-            <w:proofErr w:type="spellEnd"/>
-            <w:r>
-              <w:rPr>
-                <w:sz w:val="20"/>
-                <w:szCs w:val="20"/>
-              </w:rPr>
-              <w:t xml:space="preserve"> (D0)</w:t>
+            <w:r>
+              <w:rPr>
+                <w:sz w:val="20"/>
+                <w:szCs w:val="20"/>
+              </w:rPr>
+              <w:t>Healthy motors (D0)</w:t>
             </w:r>
           </w:p>
         </w:tc>
@@ -4256,12 +3791,6 @@
         </w:tc>
       </w:tr>
       <w:tr>
-        <w:tblPrEx>
-          <w:tblCellMar>
-            <w:top w:w="0" w:type="dxa"/>
-            <w:bottom w:w="0" w:type="dxa"/>
-          </w:tblCellMar>
-        </w:tblPrEx>
         <w:tc>
           <w:tcPr>
             <w:tcW w:w="4680" w:type="dxa"/>
@@ -4285,39 +3814,7 @@
                 <w:sz w:val="20"/>
                 <w:szCs w:val="20"/>
               </w:rPr>
-              <w:t xml:space="preserve">D1 </w:t>
-            </w:r>
-            <w:proofErr w:type="spellStart"/>
-            <w:r>
-              <w:rPr>
-                <w:sz w:val="20"/>
-                <w:szCs w:val="20"/>
-              </w:rPr>
-              <w:t>motors</w:t>
-            </w:r>
-            <w:proofErr w:type="spellEnd"/>
-            <w:r>
-              <w:rPr>
-                <w:sz w:val="20"/>
-                <w:szCs w:val="20"/>
-              </w:rPr>
-              <w:t xml:space="preserve"> (</w:t>
-            </w:r>
-            <w:proofErr w:type="spellStart"/>
-            <w:r>
-              <w:rPr>
-                <w:sz w:val="20"/>
-                <w:szCs w:val="20"/>
-              </w:rPr>
-              <w:t>imbalance</w:t>
-            </w:r>
-            <w:proofErr w:type="spellEnd"/>
-            <w:r>
-              <w:rPr>
-                <w:sz w:val="20"/>
-                <w:szCs w:val="20"/>
-              </w:rPr>
-              <w:t>)</w:t>
+              <w:t>D1 motors (imbalance)</w:t>
             </w:r>
           </w:p>
         </w:tc>
@@ -4369,12 +3866,6 @@
         </w:tc>
       </w:tr>
       <w:tr>
-        <w:tblPrEx>
-          <w:tblCellMar>
-            <w:top w:w="0" w:type="dxa"/>
-            <w:bottom w:w="0" w:type="dxa"/>
-          </w:tblCellMar>
-        </w:tblPrEx>
         <w:tc>
           <w:tcPr>
             <w:tcW w:w="4680" w:type="dxa"/>
@@ -4397,39 +3888,7 @@
                 <w:sz w:val="20"/>
                 <w:szCs w:val="20"/>
               </w:rPr>
-              <w:t xml:space="preserve">D2 </w:t>
-            </w:r>
-            <w:proofErr w:type="spellStart"/>
-            <w:r>
-              <w:rPr>
-                <w:sz w:val="20"/>
-                <w:szCs w:val="20"/>
-              </w:rPr>
-              <w:t>motors</w:t>
-            </w:r>
-            <w:proofErr w:type="spellEnd"/>
-            <w:r>
-              <w:rPr>
-                <w:sz w:val="20"/>
-                <w:szCs w:val="20"/>
-              </w:rPr>
-              <w:t xml:space="preserve"> (</w:t>
-            </w:r>
-            <w:proofErr w:type="spellStart"/>
-            <w:r>
-              <w:rPr>
-                <w:sz w:val="20"/>
-                <w:szCs w:val="20"/>
-              </w:rPr>
-              <w:t>bearing</w:t>
-            </w:r>
-            <w:proofErr w:type="spellEnd"/>
-            <w:r>
-              <w:rPr>
-                <w:sz w:val="20"/>
-                <w:szCs w:val="20"/>
-              </w:rPr>
-              <w:t>)</w:t>
+              <w:t>D2 motors (bearing)</w:t>
             </w:r>
           </w:p>
         </w:tc>
@@ -4479,12 +3938,6 @@
         </w:tc>
       </w:tr>
       <w:tr>
-        <w:tblPrEx>
-          <w:tblCellMar>
-            <w:top w:w="0" w:type="dxa"/>
-            <w:bottom w:w="0" w:type="dxa"/>
-          </w:tblCellMar>
-        </w:tblPrEx>
         <w:tc>
           <w:tcPr>
             <w:tcW w:w="4680" w:type="dxa"/>
@@ -4508,39 +3961,7 @@
                 <w:sz w:val="20"/>
                 <w:szCs w:val="20"/>
               </w:rPr>
-              <w:t xml:space="preserve">D3 </w:t>
-            </w:r>
-            <w:proofErr w:type="spellStart"/>
-            <w:r>
-              <w:rPr>
-                <w:sz w:val="20"/>
-                <w:szCs w:val="20"/>
-              </w:rPr>
-              <w:t>motor</w:t>
-            </w:r>
-            <w:proofErr w:type="spellEnd"/>
-            <w:r>
-              <w:rPr>
-                <w:sz w:val="20"/>
-                <w:szCs w:val="20"/>
-              </w:rPr>
-              <w:t xml:space="preserve"> (</w:t>
-            </w:r>
-            <w:proofErr w:type="spellStart"/>
-            <w:r>
-              <w:rPr>
-                <w:sz w:val="20"/>
-                <w:szCs w:val="20"/>
-              </w:rPr>
-              <w:t>brush</w:t>
-            </w:r>
-            <w:proofErr w:type="spellEnd"/>
-            <w:r>
-              <w:rPr>
-                <w:sz w:val="20"/>
-                <w:szCs w:val="20"/>
-              </w:rPr>
-              <w:t xml:space="preserve"> wear)</w:t>
+              <w:t>D3 motor (brush wear)</w:t>
             </w:r>
           </w:p>
         </w:tc>
@@ -4592,12 +4013,6 @@
         </w:tc>
       </w:tr>
       <w:tr>
-        <w:tblPrEx>
-          <w:tblCellMar>
-            <w:top w:w="0" w:type="dxa"/>
-            <w:bottom w:w="0" w:type="dxa"/>
-          </w:tblCellMar>
-        </w:tblPrEx>
         <w:tc>
           <w:tcPr>
             <w:tcW w:w="4680" w:type="dxa"/>
@@ -4620,39 +4035,7 @@
                 <w:sz w:val="20"/>
                 <w:szCs w:val="20"/>
               </w:rPr>
-              <w:t xml:space="preserve">D4 </w:t>
-            </w:r>
-            <w:proofErr w:type="spellStart"/>
-            <w:r>
-              <w:rPr>
-                <w:sz w:val="20"/>
-                <w:szCs w:val="20"/>
-              </w:rPr>
-              <w:t>motor</w:t>
-            </w:r>
-            <w:proofErr w:type="spellEnd"/>
-            <w:r>
-              <w:rPr>
-                <w:sz w:val="20"/>
-                <w:szCs w:val="20"/>
-              </w:rPr>
-              <w:t xml:space="preserve"> (</w:t>
-            </w:r>
-            <w:proofErr w:type="spellStart"/>
-            <w:r>
-              <w:rPr>
-                <w:sz w:val="20"/>
-                <w:szCs w:val="20"/>
-              </w:rPr>
-              <w:t>eccentricity</w:t>
-            </w:r>
-            <w:proofErr w:type="spellEnd"/>
-            <w:r>
-              <w:rPr>
-                <w:sz w:val="20"/>
-                <w:szCs w:val="20"/>
-              </w:rPr>
-              <w:t>)</w:t>
+              <w:t>D4 motor (eccentricity)</w:t>
             </w:r>
           </w:p>
         </w:tc>
@@ -4702,12 +4085,6 @@
         </w:tc>
       </w:tr>
       <w:tr>
-        <w:tblPrEx>
-          <w:tblCellMar>
-            <w:top w:w="0" w:type="dxa"/>
-            <w:bottom w:w="0" w:type="dxa"/>
-          </w:tblCellMar>
-        </w:tblPrEx>
         <w:tc>
           <w:tcPr>
             <w:tcW w:w="4680" w:type="dxa"/>
@@ -4726,31 +4103,13 @@
             </w:tcMar>
           </w:tcPr>
           <w:p>
-            <w:proofErr w:type="spellStart"/>
-            <w:r>
-              <w:rPr>
-                <w:sz w:val="20"/>
-                <w:szCs w:val="20"/>
-              </w:rPr>
-              <w:t>Industrial</w:t>
-            </w:r>
-            <w:proofErr w:type="spellEnd"/>
-            <w:r>
-              <w:rPr>
-                <w:sz w:val="20"/>
-                <w:szCs w:val="20"/>
-              </w:rPr>
-              <w:t xml:space="preserve"> SD </w:t>
-            </w:r>
-            <w:proofErr w:type="spellStart"/>
-            <w:r>
-              <w:rPr>
-                <w:sz w:val="20"/>
-                <w:szCs w:val="20"/>
-              </w:rPr>
-              <w:t>storage</w:t>
-            </w:r>
-            <w:proofErr w:type="spellEnd"/>
+            <w:r>
+              <w:rPr>
+                <w:sz w:val="20"/>
+                <w:szCs w:val="20"/>
+              </w:rPr>
+              <w:t>Industrial SD storage</w:t>
+            </w:r>
           </w:p>
         </w:tc>
         <w:tc>
@@ -4803,17 +4162,8 @@
                 <w:sz w:val="20"/>
                 <w:szCs w:val="20"/>
               </w:rPr>
-              <w:t xml:space="preserve">Raw data </w:t>
-            </w:r>
-            <w:proofErr w:type="spellStart"/>
-            <w:r>
-              <w:rPr>
-                <w:sz w:val="20"/>
-                <w:szCs w:val="20"/>
-              </w:rPr>
-              <w:t>storage</w:t>
-            </w:r>
-            <w:proofErr w:type="spellEnd"/>
+              <w:t>Raw data storage</w:t>
+            </w:r>
           </w:p>
         </w:tc>
       </w:tr>
@@ -4929,15 +4279,7 @@
         <w:spacing w:after="80"/>
       </w:pPr>
       <w:r>
-        <w:t xml:space="preserve">Raw data </w:t>
-      </w:r>
-      <w:proofErr w:type="spellStart"/>
-      <w:r>
-        <w:t>recorded</w:t>
-      </w:r>
-      <w:proofErr w:type="spellEnd"/>
-      <w:r>
-        <w:t xml:space="preserve"> to SD</w:t>
+        <w:t>Raw data recorded to SD</w:t>
       </w:r>
     </w:p>
     <w:p>
@@ -4950,21 +4292,8 @@
         <w:spacing w:after="80"/>
       </w:pPr>
       <w:r>
-        <w:t xml:space="preserve">Minimum 3 </w:t>
-      </w:r>
-      <w:proofErr w:type="spellStart"/>
-      <w:r>
-        <w:t>repetitions</w:t>
-      </w:r>
-      <w:proofErr w:type="spellEnd"/>
-      <w:r>
-        <w:t xml:space="preserve"> per </w:t>
-      </w:r>
-      <w:proofErr w:type="spellStart"/>
-      <w:r>
-        <w:t>motor</w:t>
-      </w:r>
-      <w:proofErr w:type="spellEnd"/>
+        <w:t>Minimum 3 repetitions per motor</w:t>
+      </w:r>
     </w:p>
     <w:p>
       <w:pPr>
@@ -5076,35 +4405,7 @@
         <w:rPr>
           <w:lang w:val="en-US"/>
         </w:rPr>
-        <w:t xml:space="preserve">Metadata: </w:t>
-      </w:r>
-      <w:proofErr w:type="spellStart"/>
-      <w:r>
-        <w:rPr>
-          <w:lang w:val="en-US"/>
-        </w:rPr>
-        <w:t>motor_id</w:t>
-      </w:r>
-      <w:proofErr w:type="spellEnd"/>
-      <w:r>
-        <w:rPr>
-          <w:lang w:val="en-US"/>
-        </w:rPr>
-        <w:t xml:space="preserve">, </w:t>
-      </w:r>
-      <w:proofErr w:type="spellStart"/>
-      <w:r>
-        <w:rPr>
-          <w:lang w:val="en-US"/>
-        </w:rPr>
-        <w:t>run_id</w:t>
-      </w:r>
-      <w:proofErr w:type="spellEnd"/>
-      <w:r>
-        <w:rPr>
-          <w:lang w:val="en-US"/>
-        </w:rPr>
-        <w:t>, timestamp</w:t>
+        <w:t>Metadata: motor_id, run_id, timestamp</w:t>
       </w:r>
     </w:p>
     <w:p>
@@ -5249,12 +4550,6 @@
         <w:gridCol w:w="2340"/>
       </w:tblGrid>
       <w:tr>
-        <w:tblPrEx>
-          <w:tblCellMar>
-            <w:top w:w="0" w:type="dxa"/>
-            <w:bottom w:w="0" w:type="dxa"/>
-          </w:tblCellMar>
-        </w:tblPrEx>
         <w:tc>
           <w:tcPr>
             <w:tcW w:w="2340" w:type="dxa"/>
@@ -5277,7 +4572,6 @@
             <w:pPr>
               <w:jc w:val="center"/>
             </w:pPr>
-            <w:proofErr w:type="spellStart"/>
             <w:r>
               <w:rPr>
                 <w:b/>
@@ -5288,7 +4582,6 @@
               </w:rPr>
               <w:t>Metric</w:t>
             </w:r>
-            <w:proofErr w:type="spellEnd"/>
           </w:p>
         </w:tc>
         <w:tc>
@@ -5395,12 +4688,6 @@
         </w:tc>
       </w:tr>
       <w:tr>
-        <w:tblPrEx>
-          <w:tblCellMar>
-            <w:top w:w="0" w:type="dxa"/>
-            <w:bottom w:w="0" w:type="dxa"/>
-          </w:tblCellMar>
-        </w:tblPrEx>
         <w:tc>
           <w:tcPr>
             <w:tcW w:w="2340" w:type="dxa"/>
@@ -5423,17 +4710,8 @@
                 <w:sz w:val="20"/>
                 <w:szCs w:val="20"/>
               </w:rPr>
-              <w:t xml:space="preserve">Overall 0g </w:t>
-            </w:r>
-            <w:proofErr w:type="spellStart"/>
-            <w:r>
-              <w:rPr>
-                <w:sz w:val="20"/>
-                <w:szCs w:val="20"/>
-              </w:rPr>
-              <w:t>accuracy</w:t>
-            </w:r>
-            <w:proofErr w:type="spellEnd"/>
+              <w:t>Overall 0g accuracy</w:t>
+            </w:r>
           </w:p>
         </w:tc>
         <w:tc>
@@ -5516,12 +4794,6 @@
         </w:tc>
       </w:tr>
       <w:tr>
-        <w:tblPrEx>
-          <w:tblCellMar>
-            <w:top w:w="0" w:type="dxa"/>
-            <w:bottom w:w="0" w:type="dxa"/>
-          </w:tblCellMar>
-        </w:tblPrEx>
         <w:tc>
           <w:tcPr>
             <w:tcW w:w="2340" w:type="dxa"/>
@@ -5646,12 +4918,6 @@
         </w:tc>
       </w:tr>
       <w:tr>
-        <w:tblPrEx>
-          <w:tblCellMar>
-            <w:top w:w="0" w:type="dxa"/>
-            <w:bottom w:w="0" w:type="dxa"/>
-          </w:tblCellMar>
-        </w:tblPrEx>
         <w:tc>
           <w:tcPr>
             <w:tcW w:w="2340" w:type="dxa"/>
@@ -5669,21 +4935,12 @@
             </w:tcMar>
           </w:tcPr>
           <w:p>
-            <w:proofErr w:type="spellStart"/>
-            <w:r>
-              <w:rPr>
-                <w:sz w:val="20"/>
-                <w:szCs w:val="20"/>
-              </w:rPr>
-              <w:t>Average</w:t>
-            </w:r>
-            <w:proofErr w:type="spellEnd"/>
-            <w:r>
-              <w:rPr>
-                <w:sz w:val="20"/>
-                <w:szCs w:val="20"/>
-              </w:rPr>
-              <w:t xml:space="preserve"> confidence</w:t>
+            <w:r>
+              <w:rPr>
+                <w:sz w:val="20"/>
+                <w:szCs w:val="20"/>
+              </w:rPr>
+              <w:t>Average confidence</w:t>
             </w:r>
           </w:p>
         </w:tc>
@@ -5767,12 +5024,6 @@
         </w:tc>
       </w:tr>
       <w:tr>
-        <w:tblPrEx>
-          <w:tblCellMar>
-            <w:top w:w="0" w:type="dxa"/>
-            <w:bottom w:w="0" w:type="dxa"/>
-          </w:tblCellMar>
-        </w:tblPrEx>
         <w:tc>
           <w:tcPr>
             <w:tcW w:w="2340" w:type="dxa"/>
@@ -5796,17 +5047,8 @@
                 <w:sz w:val="20"/>
                 <w:szCs w:val="20"/>
               </w:rPr>
-              <w:t xml:space="preserve">False </w:t>
-            </w:r>
-            <w:proofErr w:type="spellStart"/>
-            <w:r>
-              <w:rPr>
-                <w:sz w:val="20"/>
-                <w:szCs w:val="20"/>
-              </w:rPr>
-              <w:t>negatives</w:t>
-            </w:r>
-            <w:proofErr w:type="spellEnd"/>
+              <w:t>False negatives</w:t>
+            </w:r>
           </w:p>
         </w:tc>
         <w:tc>
@@ -5898,23 +5140,7 @@
       </w:pPr>
       <w:bookmarkStart w:id="17" w:name="_Toc226021368"/>
       <w:r>
-        <w:t xml:space="preserve">5.2 </w:t>
-      </w:r>
-      <w:proofErr w:type="spellStart"/>
-      <w:r>
-        <w:t>Secondary</w:t>
-      </w:r>
-      <w:proofErr w:type="spellEnd"/>
-      <w:r>
-        <w:t xml:space="preserve"> </w:t>
-      </w:r>
-      <w:proofErr w:type="spellStart"/>
-      <w:r>
-        <w:t>Analysis</w:t>
-      </w:r>
-      <w:proofErr w:type="spellEnd"/>
-      <w:r>
-        <w:t xml:space="preserve"> </w:t>
+        <w:t xml:space="preserve">5.2 Secondary Analysis </w:t>
       </w:r>
       <w:r>
         <w:t>-</w:t>
@@ -6009,23 +5235,7 @@
       </w:pPr>
       <w:bookmarkStart w:id="18" w:name="_Toc226021369"/>
       <w:r>
-        <w:t xml:space="preserve">5.3 </w:t>
-      </w:r>
-      <w:proofErr w:type="spellStart"/>
-      <w:r>
-        <w:t>Tertiary</w:t>
-      </w:r>
-      <w:proofErr w:type="spellEnd"/>
-      <w:r>
-        <w:t xml:space="preserve"> </w:t>
-      </w:r>
-      <w:proofErr w:type="spellStart"/>
-      <w:r>
-        <w:t>Analysis</w:t>
-      </w:r>
-      <w:proofErr w:type="spellEnd"/>
-      <w:r>
-        <w:t xml:space="preserve"> </w:t>
+        <w:t xml:space="preserve">5.3 Tertiary Analysis </w:t>
       </w:r>
       <w:r>
         <w:t>-</w:t>
@@ -6165,23 +5375,7 @@
       </w:pPr>
       <w:bookmarkStart w:id="19" w:name="_Toc226021370"/>
       <w:r>
-        <w:t xml:space="preserve">5.4 </w:t>
-      </w:r>
-      <w:proofErr w:type="spellStart"/>
-      <w:r>
-        <w:t>Expected</w:t>
-      </w:r>
-      <w:proofErr w:type="spellEnd"/>
-      <w:r>
-        <w:t xml:space="preserve"> </w:t>
-      </w:r>
-      <w:proofErr w:type="spellStart"/>
-      <w:r>
-        <w:t>Results</w:t>
-      </w:r>
-      <w:proofErr w:type="spellEnd"/>
-      <w:r>
-        <w:t xml:space="preserve"> Matrix</w:t>
+        <w:t>5.4 Expected Results Matrix</w:t>
       </w:r>
       <w:bookmarkEnd w:id="19"/>
     </w:p>
@@ -6209,12 +5403,6 @@
         <w:gridCol w:w="2340"/>
       </w:tblGrid>
       <w:tr>
-        <w:tblPrEx>
-          <w:tblCellMar>
-            <w:top w:w="0" w:type="dxa"/>
-            <w:bottom w:w="0" w:type="dxa"/>
-          </w:tblCellMar>
-        </w:tblPrEx>
         <w:tc>
           <w:tcPr>
             <w:tcW w:w="2340" w:type="dxa"/>
@@ -6269,9 +5457,32 @@
                 <w:sz w:val="20"/>
                 <w:szCs w:val="20"/>
               </w:rPr>
-              <w:t>Ground (</w:t>
-            </w:r>
-            <w:proofErr w:type="spellStart"/>
+              <w:t>Ground (horiz.)</w:t>
+            </w:r>
+          </w:p>
+        </w:tc>
+        <w:tc>
+          <w:tcPr>
+            <w:tcW w:w="2340" w:type="dxa"/>
+            <w:tcBorders>
+              <w:top w:val="single" w:sz="1" w:space="0" w:color="CCCCCC"/>
+              <w:left w:val="single" w:sz="1" w:space="0" w:color="CCCCCC"/>
+              <w:bottom w:val="single" w:sz="1" w:space="0" w:color="CCCCCC"/>
+              <w:right w:val="single" w:sz="1" w:space="0" w:color="CCCCCC"/>
+            </w:tcBorders>
+            <w:shd w:val="clear" w:color="auto" w:fill="1F4E79"/>
+            <w:tcMar>
+              <w:top w:w="80" w:type="dxa"/>
+              <w:left w:w="120" w:type="dxa"/>
+              <w:bottom w:w="80" w:type="dxa"/>
+              <w:right w:w="120" w:type="dxa"/>
+            </w:tcMar>
+            <w:vAlign w:val="center"/>
+          </w:tcPr>
+          <w:p>
+            <w:pPr>
+              <w:jc w:val="center"/>
+            </w:pPr>
             <w:r>
               <w:rPr>
                 <w:b/>
@@ -6280,9 +5491,32 @@
                 <w:sz w:val="20"/>
                 <w:szCs w:val="20"/>
               </w:rPr>
-              <w:t>horiz</w:t>
-            </w:r>
-            <w:proofErr w:type="spellEnd"/>
+              <w:t>Ground (multi)</w:t>
+            </w:r>
+          </w:p>
+        </w:tc>
+        <w:tc>
+          <w:tcPr>
+            <w:tcW w:w="2340" w:type="dxa"/>
+            <w:tcBorders>
+              <w:top w:val="single" w:sz="1" w:space="0" w:color="CCCCCC"/>
+              <w:left w:val="single" w:sz="1" w:space="0" w:color="CCCCCC"/>
+              <w:bottom w:val="single" w:sz="1" w:space="0" w:color="CCCCCC"/>
+              <w:right w:val="single" w:sz="1" w:space="0" w:color="CCCCCC"/>
+            </w:tcBorders>
+            <w:shd w:val="clear" w:color="auto" w:fill="1F4E79"/>
+            <w:tcMar>
+              <w:top w:w="80" w:type="dxa"/>
+              <w:left w:w="120" w:type="dxa"/>
+              <w:bottom w:w="80" w:type="dxa"/>
+              <w:right w:w="120" w:type="dxa"/>
+            </w:tcMar>
+            <w:vAlign w:val="center"/>
+          </w:tcPr>
+          <w:p>
+            <w:pPr>
+              <w:jc w:val="center"/>
+            </w:pPr>
             <w:r>
               <w:rPr>
                 <w:b/>
@@ -6291,86 +5525,12 @@
                 <w:sz w:val="20"/>
                 <w:szCs w:val="20"/>
               </w:rPr>
-              <w:t>.)</w:t>
-            </w:r>
-          </w:p>
-        </w:tc>
-        <w:tc>
-          <w:tcPr>
-            <w:tcW w:w="2340" w:type="dxa"/>
-            <w:tcBorders>
-              <w:top w:val="single" w:sz="1" w:space="0" w:color="CCCCCC"/>
-              <w:left w:val="single" w:sz="1" w:space="0" w:color="CCCCCC"/>
-              <w:bottom w:val="single" w:sz="1" w:space="0" w:color="CCCCCC"/>
-              <w:right w:val="single" w:sz="1" w:space="0" w:color="CCCCCC"/>
-            </w:tcBorders>
-            <w:shd w:val="clear" w:color="auto" w:fill="1F4E79"/>
-            <w:tcMar>
-              <w:top w:w="80" w:type="dxa"/>
-              <w:left w:w="120" w:type="dxa"/>
-              <w:bottom w:w="80" w:type="dxa"/>
-              <w:right w:w="120" w:type="dxa"/>
-            </w:tcMar>
-            <w:vAlign w:val="center"/>
-          </w:tcPr>
-          <w:p>
-            <w:pPr>
-              <w:jc w:val="center"/>
-            </w:pPr>
-            <w:r>
-              <w:rPr>
-                <w:b/>
-                <w:bCs/>
-                <w:color w:val="FFFFFF"/>
-                <w:sz w:val="20"/>
-                <w:szCs w:val="20"/>
-              </w:rPr>
-              <w:t>Ground (multi)</w:t>
-            </w:r>
-          </w:p>
-        </w:tc>
-        <w:tc>
-          <w:tcPr>
-            <w:tcW w:w="2340" w:type="dxa"/>
-            <w:tcBorders>
-              <w:top w:val="single" w:sz="1" w:space="0" w:color="CCCCCC"/>
-              <w:left w:val="single" w:sz="1" w:space="0" w:color="CCCCCC"/>
-              <w:bottom w:val="single" w:sz="1" w:space="0" w:color="CCCCCC"/>
-              <w:right w:val="single" w:sz="1" w:space="0" w:color="CCCCCC"/>
-            </w:tcBorders>
-            <w:shd w:val="clear" w:color="auto" w:fill="1F4E79"/>
-            <w:tcMar>
-              <w:top w:w="80" w:type="dxa"/>
-              <w:left w:w="120" w:type="dxa"/>
-              <w:bottom w:w="80" w:type="dxa"/>
-              <w:right w:w="120" w:type="dxa"/>
-            </w:tcMar>
-            <w:vAlign w:val="center"/>
-          </w:tcPr>
-          <w:p>
-            <w:pPr>
-              <w:jc w:val="center"/>
-            </w:pPr>
-            <w:r>
-              <w:rPr>
-                <w:b/>
-                <w:bCs/>
-                <w:color w:val="FFFFFF"/>
-                <w:sz w:val="20"/>
-                <w:szCs w:val="20"/>
-              </w:rPr>
               <w:t>Flight (0g)</w:t>
             </w:r>
           </w:p>
         </w:tc>
       </w:tr>
       <w:tr>
-        <w:tblPrEx>
-          <w:tblCellMar>
-            <w:top w:w="0" w:type="dxa"/>
-            <w:bottom w:w="0" w:type="dxa"/>
-          </w:tblCellMar>
-        </w:tblPrEx>
         <w:tc>
           <w:tcPr>
             <w:tcW w:w="2340" w:type="dxa"/>
@@ -6477,12 +5637,6 @@
         </w:tc>
       </w:tr>
       <w:tr>
-        <w:tblPrEx>
-          <w:tblCellMar>
-            <w:top w:w="0" w:type="dxa"/>
-            <w:bottom w:w="0" w:type="dxa"/>
-          </w:tblCellMar>
-        </w:tblPrEx>
         <w:tc>
           <w:tcPr>
             <w:tcW w:w="2340" w:type="dxa"/>
@@ -6647,14 +5801,9 @@
       <w:bookmarkStart w:id="20" w:name="_Toc226021371"/>
       <w:r>
         <w:lastRenderedPageBreak/>
-        <w:t xml:space="preserve">6. </w:t>
-      </w:r>
-      <w:proofErr w:type="spellStart"/>
-      <w:r>
-        <w:t>Deliverables</w:t>
+        <w:t>6. Deliverables</w:t>
       </w:r>
       <w:bookmarkEnd w:id="20"/>
-      <w:proofErr w:type="spellEnd"/>
     </w:p>
     <w:tbl>
       <w:tblPr>
@@ -6678,12 +5827,6 @@
         <w:gridCol w:w="3744"/>
       </w:tblGrid>
       <w:tr>
-        <w:tblPrEx>
-          <w:tblCellMar>
-            <w:top w:w="0" w:type="dxa"/>
-            <w:bottom w:w="0" w:type="dxa"/>
-          </w:tblCellMar>
-        </w:tblPrEx>
         <w:tc>
           <w:tcPr>
             <w:tcW w:w="5616" w:type="dxa"/>
@@ -6706,7 +5849,6 @@
             <w:pPr>
               <w:jc w:val="center"/>
             </w:pPr>
-            <w:proofErr w:type="spellStart"/>
             <w:r>
               <w:rPr>
                 <w:b/>
@@ -6717,7 +5859,6 @@
               </w:rPr>
               <w:t>Deliverable</w:t>
             </w:r>
-            <w:proofErr w:type="spellEnd"/>
           </w:p>
         </w:tc>
         <w:tc>
@@ -6756,12 +5897,6 @@
         </w:tc>
       </w:tr>
       <w:tr>
-        <w:tblPrEx>
-          <w:tblCellMar>
-            <w:top w:w="0" w:type="dxa"/>
-            <w:bottom w:w="0" w:type="dxa"/>
-          </w:tblCellMar>
-        </w:tblPrEx>
         <w:tc>
           <w:tcPr>
             <w:tcW w:w="5616" w:type="dxa"/>
@@ -6784,47 +5919,7 @@
                 <w:sz w:val="20"/>
                 <w:szCs w:val="20"/>
               </w:rPr>
-              <w:t xml:space="preserve">Complete </w:t>
-            </w:r>
-            <w:proofErr w:type="spellStart"/>
-            <w:r>
-              <w:rPr>
-                <w:sz w:val="20"/>
-                <w:szCs w:val="20"/>
-              </w:rPr>
-              <w:t>ground</w:t>
-            </w:r>
-            <w:proofErr w:type="spellEnd"/>
-            <w:r>
-              <w:rPr>
-                <w:sz w:val="20"/>
-                <w:szCs w:val="20"/>
-              </w:rPr>
-              <w:t xml:space="preserve"> </w:t>
-            </w:r>
-            <w:proofErr w:type="spellStart"/>
-            <w:r>
-              <w:rPr>
-                <w:sz w:val="20"/>
-                <w:szCs w:val="20"/>
-              </w:rPr>
-              <w:t>dataset</w:t>
-            </w:r>
-            <w:proofErr w:type="spellEnd"/>
-            <w:r>
-              <w:rPr>
-                <w:sz w:val="20"/>
-                <w:szCs w:val="20"/>
-              </w:rPr>
-              <w:t xml:space="preserve"> (single + </w:t>
-            </w:r>
-            <w:proofErr w:type="spellStart"/>
-            <w:r>
-              <w:rPr>
-                <w:sz w:val="20"/>
-                <w:szCs w:val="20"/>
-              </w:rPr>
-              <w:t>multi</w:t>
+              <w:t>Complete ground dataset (single + multi</w:t>
             </w:r>
             <w:r>
               <w:rPr>
@@ -6838,15 +5933,7 @@
                 <w:sz w:val="20"/>
                 <w:szCs w:val="20"/>
               </w:rPr>
-              <w:t>axial</w:t>
-            </w:r>
-            <w:proofErr w:type="spellEnd"/>
-            <w:r>
-              <w:rPr>
-                <w:sz w:val="20"/>
-                <w:szCs w:val="20"/>
-              </w:rPr>
-              <w:t>)</w:t>
+              <w:t>axial)</w:t>
             </w:r>
           </w:p>
         </w:tc>
@@ -6872,27 +5959,12 @@
                 <w:sz w:val="20"/>
                 <w:szCs w:val="20"/>
               </w:rPr>
-              <w:t xml:space="preserve">HDF5 + JSON </w:t>
-            </w:r>
-            <w:proofErr w:type="spellStart"/>
-            <w:r>
-              <w:rPr>
-                <w:sz w:val="20"/>
-                <w:szCs w:val="20"/>
-              </w:rPr>
-              <w:t>metadata</w:t>
-            </w:r>
-            <w:proofErr w:type="spellEnd"/>
+              <w:t>HDF5 + JSON metadata</w:t>
+            </w:r>
           </w:p>
         </w:tc>
       </w:tr>
       <w:tr>
-        <w:tblPrEx>
-          <w:tblCellMar>
-            <w:top w:w="0" w:type="dxa"/>
-            <w:bottom w:w="0" w:type="dxa"/>
-          </w:tblCellMar>
-        </w:tblPrEx>
         <w:tc>
           <w:tcPr>
             <w:tcW w:w="5616" w:type="dxa"/>
@@ -6916,33 +5988,8 @@
                 <w:sz w:val="20"/>
                 <w:szCs w:val="20"/>
               </w:rPr>
-              <w:t xml:space="preserve">2 </w:t>
-            </w:r>
-            <w:proofErr w:type="spellStart"/>
-            <w:r>
-              <w:rPr>
-                <w:sz w:val="20"/>
-                <w:szCs w:val="20"/>
-              </w:rPr>
-              <w:t>trained</w:t>
-            </w:r>
-            <w:proofErr w:type="spellEnd"/>
-            <w:r>
-              <w:rPr>
-                <w:sz w:val="20"/>
-                <w:szCs w:val="20"/>
-              </w:rPr>
-              <w:t xml:space="preserve"> </w:t>
-            </w:r>
-            <w:proofErr w:type="spellStart"/>
-            <w:r>
-              <w:rPr>
-                <w:sz w:val="20"/>
-                <w:szCs w:val="20"/>
-              </w:rPr>
-              <w:t>models</w:t>
-            </w:r>
-            <w:proofErr w:type="spellEnd"/>
+              <w:t>2 trained models</w:t>
+            </w:r>
           </w:p>
         </w:tc>
         <w:tc>
@@ -6968,43 +6015,12 @@
                 <w:sz w:val="20"/>
                 <w:szCs w:val="20"/>
               </w:rPr>
-              <w:t xml:space="preserve">ONNX + </w:t>
-            </w:r>
-            <w:proofErr w:type="spellStart"/>
-            <w:r>
-              <w:rPr>
-                <w:sz w:val="20"/>
-                <w:szCs w:val="20"/>
-              </w:rPr>
-              <w:t>CyanMycelium</w:t>
-            </w:r>
-            <w:proofErr w:type="spellEnd"/>
-            <w:r>
-              <w:rPr>
-                <w:sz w:val="20"/>
-                <w:szCs w:val="20"/>
-              </w:rPr>
-              <w:t xml:space="preserve"> </w:t>
-            </w:r>
-            <w:proofErr w:type="spellStart"/>
-            <w:r>
-              <w:rPr>
-                <w:sz w:val="20"/>
-                <w:szCs w:val="20"/>
-              </w:rPr>
-              <w:t>binaries</w:t>
-            </w:r>
-            <w:proofErr w:type="spellEnd"/>
+              <w:t>ONNX + CyanMycelium binaries</w:t>
+            </w:r>
           </w:p>
         </w:tc>
       </w:tr>
       <w:tr>
-        <w:tblPrEx>
-          <w:tblCellMar>
-            <w:top w:w="0" w:type="dxa"/>
-            <w:bottom w:w="0" w:type="dxa"/>
-          </w:tblCellMar>
-        </w:tblPrEx>
         <w:tc>
           <w:tcPr>
             <w:tcW w:w="5616" w:type="dxa"/>
@@ -7059,27 +6075,12 @@
                 <w:sz w:val="20"/>
                 <w:szCs w:val="20"/>
               </w:rPr>
-              <w:t xml:space="preserve">HDF5 + JSON </w:t>
-            </w:r>
-            <w:proofErr w:type="spellStart"/>
-            <w:r>
-              <w:rPr>
-                <w:sz w:val="20"/>
-                <w:szCs w:val="20"/>
-              </w:rPr>
-              <w:t>metadata</w:t>
-            </w:r>
-            <w:proofErr w:type="spellEnd"/>
+              <w:t>HDF5 + JSON metadata</w:t>
+            </w:r>
           </w:p>
         </w:tc>
       </w:tr>
       <w:tr>
-        <w:tblPrEx>
-          <w:tblCellMar>
-            <w:top w:w="0" w:type="dxa"/>
-            <w:bottom w:w="0" w:type="dxa"/>
-          </w:tblCellMar>
-        </w:tblPrEx>
         <w:tc>
           <w:tcPr>
             <w:tcW w:w="5616" w:type="dxa"/>
@@ -7136,12 +6137,6 @@
         </w:tc>
       </w:tr>
       <w:tr>
-        <w:tblPrEx>
-          <w:tblCellMar>
-            <w:top w:w="0" w:type="dxa"/>
-            <w:bottom w:w="0" w:type="dxa"/>
-          </w:tblCellMar>
-        </w:tblPrEx>
         <w:tc>
           <w:tcPr>
             <w:tcW w:w="5616" w:type="dxa"/>
@@ -7164,33 +6159,8 @@
                 <w:sz w:val="20"/>
                 <w:szCs w:val="20"/>
               </w:rPr>
-              <w:t xml:space="preserve">Space training </w:t>
-            </w:r>
-            <w:proofErr w:type="spellStart"/>
-            <w:r>
-              <w:rPr>
-                <w:sz w:val="20"/>
-                <w:szCs w:val="20"/>
-              </w:rPr>
-              <w:t>strategy</w:t>
-            </w:r>
-            <w:proofErr w:type="spellEnd"/>
-            <w:r>
-              <w:rPr>
-                <w:sz w:val="20"/>
-                <w:szCs w:val="20"/>
-              </w:rPr>
-              <w:t xml:space="preserve"> </w:t>
-            </w:r>
-            <w:proofErr w:type="spellStart"/>
-            <w:r>
-              <w:rPr>
-                <w:sz w:val="20"/>
-                <w:szCs w:val="20"/>
-              </w:rPr>
-              <w:t>recommendations</w:t>
-            </w:r>
-            <w:proofErr w:type="spellEnd"/>
+              <w:t>Space training strategy recommendations</w:t>
+            </w:r>
           </w:p>
         </w:tc>
         <w:tc>
@@ -7210,21 +6180,12 @@
             </w:tcMar>
           </w:tcPr>
           <w:p>
-            <w:proofErr w:type="spellStart"/>
-            <w:r>
-              <w:rPr>
-                <w:sz w:val="20"/>
-                <w:szCs w:val="20"/>
-              </w:rPr>
-              <w:t>Technical</w:t>
-            </w:r>
-            <w:proofErr w:type="spellEnd"/>
-            <w:r>
-              <w:rPr>
-                <w:sz w:val="20"/>
-                <w:szCs w:val="20"/>
-              </w:rPr>
-              <w:t xml:space="preserve"> document</w:t>
+            <w:r>
+              <w:rPr>
+                <w:sz w:val="20"/>
+                <w:szCs w:val="20"/>
+              </w:rPr>
+              <w:t>Technical document</w:t>
             </w:r>
           </w:p>
         </w:tc>
@@ -7262,12 +6223,6 @@
         <w:gridCol w:w="4680"/>
       </w:tblGrid>
       <w:tr>
-        <w:tblPrEx>
-          <w:tblCellMar>
-            <w:top w:w="0" w:type="dxa"/>
-            <w:bottom w:w="0" w:type="dxa"/>
-          </w:tblCellMar>
-        </w:tblPrEx>
         <w:tc>
           <w:tcPr>
             <w:tcW w:w="4680" w:type="dxa"/>
@@ -7290,7 +6245,6 @@
             <w:pPr>
               <w:jc w:val="center"/>
             </w:pPr>
-            <w:proofErr w:type="spellStart"/>
             <w:r>
               <w:rPr>
                 <w:b/>
@@ -7301,7 +6255,6 @@
               </w:rPr>
               <w:t>Parameter</w:t>
             </w:r>
-            <w:proofErr w:type="spellEnd"/>
           </w:p>
         </w:tc>
         <w:tc>
@@ -7340,12 +6293,6 @@
         </w:tc>
       </w:tr>
       <w:tr>
-        <w:tblPrEx>
-          <w:tblCellMar>
-            <w:top w:w="0" w:type="dxa"/>
-            <w:bottom w:w="0" w:type="dxa"/>
-          </w:tblCellMar>
-        </w:tblPrEx>
         <w:tc>
           <w:tcPr>
             <w:tcW w:w="4680" w:type="dxa"/>
@@ -7400,12 +6347,6 @@
         </w:tc>
       </w:tr>
       <w:tr>
-        <w:tblPrEx>
-          <w:tblCellMar>
-            <w:top w:w="0" w:type="dxa"/>
-            <w:bottom w:w="0" w:type="dxa"/>
-          </w:tblCellMar>
-        </w:tblPrEx>
         <w:tc>
           <w:tcPr>
             <w:tcW w:w="4680" w:type="dxa"/>
@@ -7462,12 +6403,6 @@
         </w:tc>
       </w:tr>
       <w:tr>
-        <w:tblPrEx>
-          <w:tblCellMar>
-            <w:top w:w="0" w:type="dxa"/>
-            <w:bottom w:w="0" w:type="dxa"/>
-          </w:tblCellMar>
-        </w:tblPrEx>
         <w:tc>
           <w:tcPr>
             <w:tcW w:w="4680" w:type="dxa"/>
@@ -7516,43 +6451,12 @@
                 <w:sz w:val="20"/>
                 <w:szCs w:val="20"/>
               </w:rPr>
-              <w:t xml:space="preserve">~2U </w:t>
-            </w:r>
-            <w:proofErr w:type="spellStart"/>
-            <w:r>
-              <w:rPr>
-                <w:sz w:val="20"/>
-                <w:szCs w:val="20"/>
-              </w:rPr>
-              <w:t>CubeSat</w:t>
-            </w:r>
-            <w:proofErr w:type="spellEnd"/>
-            <w:r>
-              <w:rPr>
-                <w:sz w:val="20"/>
-                <w:szCs w:val="20"/>
-              </w:rPr>
-              <w:t xml:space="preserve"> </w:t>
-            </w:r>
-            <w:proofErr w:type="spellStart"/>
-            <w:r>
-              <w:rPr>
-                <w:sz w:val="20"/>
-                <w:szCs w:val="20"/>
-              </w:rPr>
-              <w:t>equivalent</w:t>
-            </w:r>
-            <w:proofErr w:type="spellEnd"/>
+              <w:t>~2U CubeSat equivalent</w:t>
+            </w:r>
           </w:p>
         </w:tc>
       </w:tr>
       <w:tr>
-        <w:tblPrEx>
-          <w:tblCellMar>
-            <w:top w:w="0" w:type="dxa"/>
-            <w:bottom w:w="0" w:type="dxa"/>
-          </w:tblCellMar>
-        </w:tblPrEx>
         <w:tc>
           <w:tcPr>
             <w:tcW w:w="4680" w:type="dxa"/>
@@ -7609,25 +6513,7 @@
                 <w:szCs w:val="20"/>
                 <w:lang w:val="en-US"/>
               </w:rPr>
-              <w:t>ISS (</w:t>
-            </w:r>
-            <w:proofErr w:type="spellStart"/>
-            <w:r>
-              <w:rPr>
-                <w:sz w:val="20"/>
-                <w:szCs w:val="20"/>
-                <w:lang w:val="en-US"/>
-              </w:rPr>
-              <w:t>NanoRacks</w:t>
-            </w:r>
-            <w:proofErr w:type="spellEnd"/>
-            <w:r>
-              <w:rPr>
-                <w:sz w:val="20"/>
-                <w:szCs w:val="20"/>
-                <w:lang w:val="en-US"/>
-              </w:rPr>
-              <w:t>, ICE Cubes), parabolic flight, CubeSat</w:t>
+              <w:t>ISS (NanoRacks, ICE Cubes), parabolic flight, CubeSat</w:t>
             </w:r>
           </w:p>
         </w:tc>
@@ -7800,7 +6686,6 @@
     <w:pPr>
       <w:jc w:val="right"/>
     </w:pPr>
-    <w:proofErr w:type="spellStart"/>
     <w:r>
       <w:rPr>
         <w:i/>
@@ -7809,18 +6694,7 @@
         <w:sz w:val="18"/>
         <w:szCs w:val="18"/>
       </w:rPr>
-      <w:t>Microgravity</w:t>
-    </w:r>
-    <w:proofErr w:type="spellEnd"/>
-    <w:r>
-      <w:rPr>
-        <w:i/>
-        <w:iCs/>
-        <w:color w:val="999999"/>
-        <w:sz w:val="18"/>
-        <w:szCs w:val="18"/>
-      </w:rPr>
-      <w:t xml:space="preserve"> Validation — DC Motors</w:t>
+      <w:t>Microgravity Validation — DC Motors</w:t>
     </w:r>
   </w:p>
 </w:hdr>
